--- a/PR2.docx
+++ b/PR2.docx
@@ -2,7 +2,952 @@
 <file path=word/document.xml><?xml version="1.0" encoding="utf-8"?>
 <w:document xmlns:wpc="http://schemas.microsoft.com/office/word/2010/wordprocessingCanvas" xmlns:mc="http://schemas.openxmlformats.org/markup-compatibility/2006" xmlns:o="urn:schemas-microsoft-com:office:office" xmlns:r="http://schemas.openxmlformats.org/officeDocument/2006/relationships" xmlns:m="http://schemas.openxmlformats.org/officeDocument/2006/math" xmlns:v="urn:schemas-microsoft-com:vml" xmlns:wp14="http://schemas.microsoft.com/office/word/2010/wordprocessingDrawing" xmlns:wp="http://schemas.openxmlformats.org/drawingml/2006/wordprocessingDrawing" xmlns:w10="urn:schemas-microsoft-com:office:word" xmlns:w="http://schemas.openxmlformats.org/wordprocessingml/2006/main" xmlns:w14="http://schemas.microsoft.com/office/word/2010/wordml" xmlns:w15="http://schemas.microsoft.com/office/word/2012/wordml" xmlns:wpg="http://schemas.microsoft.com/office/word/2010/wordprocessingGroup" xmlns:wpi="http://schemas.microsoft.com/office/word/2010/wordprocessingInk" xmlns:wne="http://schemas.microsoft.com/office/word/2006/wordml" xmlns:wps="http://schemas.microsoft.com/office/word/2010/wordprocessingShape" xmlns:cx="http://schemas.microsoft.com/office/drawing/2014/chartex" xmlns:cx1="http://schemas.microsoft.com/office/drawing/2015/9/8/chartex" xmlns:cx2="http://schemas.microsoft.com/office/drawing/2015/10/21/chartex" xmlns:cx3="http://schemas.microsoft.com/office/drawing/2016/5/9/chartex" xmlns:cx4="http://schemas.microsoft.com/office/drawing/2016/5/10/chartex" xmlns:cx5="http://schemas.microsoft.com/office/drawing/2016/5/11/chartex" xmlns:cx6="http://schemas.microsoft.com/office/drawing/2016/5/12/chartex" xmlns:cx7="http://schemas.microsoft.com/office/drawing/2016/5/13/chartex" xmlns:cx8="http://schemas.microsoft.com/office/drawing/2016/5/14/chartex" xmlns:aink="http://schemas.microsoft.com/office/drawing/2016/ink" xmlns:am3d="http://schemas.microsoft.com/office/drawing/2017/model3d" xmlns:w16cex="http://schemas.microsoft.com/office/word/2018/wordml/cex" xmlns:w16cid="http://schemas.microsoft.com/office/word/2016/wordml/cid" xmlns:w16="http://schemas.microsoft.com/office/word/2018/wordml" xmlns:w16sdtdh="http://schemas.microsoft.com/office/word/2020/wordml/sdtdatahash" xmlns:w16se="http://schemas.microsoft.com/office/word/2015/wordml/symex" xmlns:a="http://schemas.openxmlformats.org/drawingml/2006/main" xmlns:pic="http://schemas.openxmlformats.org/drawingml/2006/picture" xmlns:a14="http://schemas.microsoft.com/office/drawing/2010/main" mc:Ignorable="w14 w15 wp14">
   <w:body>
-    <w:p xmlns:wp14="http://schemas.microsoft.com/office/word/2010/wordml" wp14:textId="36D53938">
+    <w:p>
+      <w:pPr>
+        <w:spacing w:after="0" w:line="240" w:lineRule="auto"/>
+        <w:jc w:val="center"/>
+        <w:rPr>
+          <w:rFonts w:ascii="Times New Roman" w:hAnsi="Times New Roman" w:eastAsia="Times New Roman" w:cs="Times New Roman"/>
+          <w:b w:val="0"/>
+          <w:bCs w:val="0"/>
+          <w:i w:val="0"/>
+          <w:iCs w:val="0"/>
+          <w:caps w:val="0"/>
+          <w:smallCaps w:val="0"/>
+          <w:color w:val="000000"/>
+          <w:sz w:val="28"/>
+          <w:szCs w:val="28"/>
+        </w:rPr>
+      </w:pPr>
+      <w:r>
+        <w:rPr>
+          <w:rFonts w:ascii="Times New Roman" w:hAnsi="Times New Roman" w:eastAsia="Times New Roman" w:cs="Times New Roman"/>
+          <w:b w:val="0"/>
+          <w:bCs w:val="0"/>
+          <w:i w:val="0"/>
+          <w:iCs w:val="0"/>
+          <w:caps w:val="0"/>
+          <w:smallCaps w:val="0"/>
+          <w:color w:val="000000"/>
+          <w:sz w:val="28"/>
+          <w:szCs w:val="28"/>
+          <w:lang w:val="uk"/>
+        </w:rPr>
+        <w:t>МІНІСТЕРСТВО ОСВІТИ І НАУКИ УКРАЇНИ</w:t>
+      </w:r>
+    </w:p>
+    <w:p>
+      <w:pPr>
+        <w:spacing w:after="0" w:line="240" w:lineRule="auto"/>
+        <w:jc w:val="center"/>
+        <w:rPr>
+          <w:rFonts w:ascii="Times New Roman" w:hAnsi="Times New Roman" w:eastAsia="Times New Roman" w:cs="Times New Roman"/>
+          <w:b w:val="0"/>
+          <w:bCs w:val="0"/>
+          <w:i w:val="0"/>
+          <w:iCs w:val="0"/>
+          <w:caps w:val="0"/>
+          <w:smallCaps w:val="0"/>
+          <w:color w:val="000000"/>
+          <w:sz w:val="28"/>
+          <w:szCs w:val="28"/>
+        </w:rPr>
+      </w:pPr>
+      <w:r>
+        <w:rPr>
+          <w:rFonts w:ascii="Times New Roman" w:hAnsi="Times New Roman" w:eastAsia="Times New Roman" w:cs="Times New Roman"/>
+          <w:b w:val="0"/>
+          <w:bCs w:val="0"/>
+          <w:i w:val="0"/>
+          <w:iCs w:val="0"/>
+          <w:caps w:val="0"/>
+          <w:smallCaps w:val="0"/>
+          <w:color w:val="000000"/>
+          <w:sz w:val="28"/>
+          <w:szCs w:val="28"/>
+          <w:lang w:val="uk"/>
+        </w:rPr>
+        <w:t>Миколаївський національний аграрний університет</w:t>
+      </w:r>
+    </w:p>
+    <w:p>
+      <w:pPr>
+        <w:spacing w:after="0" w:line="240" w:lineRule="auto"/>
+        <w:jc w:val="center"/>
+        <w:rPr>
+          <w:rFonts w:ascii="Times New Roman" w:hAnsi="Times New Roman" w:eastAsia="Times New Roman" w:cs="Times New Roman"/>
+          <w:b w:val="0"/>
+          <w:bCs w:val="0"/>
+          <w:i w:val="0"/>
+          <w:iCs w:val="0"/>
+          <w:caps w:val="0"/>
+          <w:smallCaps w:val="0"/>
+          <w:color w:val="000000"/>
+          <w:sz w:val="28"/>
+          <w:szCs w:val="28"/>
+        </w:rPr>
+      </w:pPr>
+      <w:r>
+        <w:rPr>
+          <w:rFonts w:ascii="Times New Roman" w:hAnsi="Times New Roman" w:eastAsia="Times New Roman" w:cs="Times New Roman"/>
+          <w:b w:val="0"/>
+          <w:bCs w:val="0"/>
+          <w:i w:val="0"/>
+          <w:iCs w:val="0"/>
+          <w:caps w:val="0"/>
+          <w:smallCaps w:val="0"/>
+          <w:color w:val="000000"/>
+          <w:sz w:val="28"/>
+          <w:szCs w:val="28"/>
+          <w:lang w:val="uk"/>
+        </w:rPr>
+        <w:t>Факультет менеджменту</w:t>
+      </w:r>
+    </w:p>
+    <w:p>
+      <w:pPr>
+        <w:spacing w:after="0" w:line="240" w:lineRule="auto"/>
+        <w:jc w:val="center"/>
+        <w:rPr>
+          <w:rFonts w:ascii="Times New Roman" w:hAnsi="Times New Roman" w:eastAsia="Times New Roman" w:cs="Times New Roman"/>
+          <w:b w:val="0"/>
+          <w:bCs w:val="0"/>
+          <w:i w:val="0"/>
+          <w:iCs w:val="0"/>
+          <w:caps w:val="0"/>
+          <w:smallCaps w:val="0"/>
+          <w:color w:val="000000"/>
+          <w:sz w:val="28"/>
+          <w:szCs w:val="28"/>
+        </w:rPr>
+      </w:pPr>
+      <w:r>
+        <w:rPr>
+          <w:rFonts w:ascii="Times New Roman" w:hAnsi="Times New Roman" w:eastAsia="Times New Roman" w:cs="Times New Roman"/>
+          <w:b w:val="0"/>
+          <w:bCs w:val="0"/>
+          <w:i w:val="0"/>
+          <w:iCs w:val="0"/>
+          <w:caps w:val="0"/>
+          <w:smallCaps w:val="0"/>
+          <w:color w:val="000000"/>
+          <w:sz w:val="28"/>
+          <w:szCs w:val="28"/>
+          <w:lang w:val="uk"/>
+        </w:rPr>
+        <w:t xml:space="preserve">Кафедра економічної кібернетики, </w:t>
+      </w:r>
+    </w:p>
+    <w:p>
+      <w:pPr>
+        <w:spacing w:after="0" w:line="240" w:lineRule="auto"/>
+        <w:jc w:val="center"/>
+        <w:rPr>
+          <w:rFonts w:ascii="Times New Roman" w:hAnsi="Times New Roman" w:eastAsia="Times New Roman" w:cs="Times New Roman"/>
+          <w:b w:val="0"/>
+          <w:bCs w:val="0"/>
+          <w:i w:val="0"/>
+          <w:iCs w:val="0"/>
+          <w:caps w:val="0"/>
+          <w:smallCaps w:val="0"/>
+          <w:color w:val="000000"/>
+          <w:sz w:val="28"/>
+          <w:szCs w:val="28"/>
+        </w:rPr>
+      </w:pPr>
+      <w:r>
+        <w:rPr>
+          <w:rFonts w:ascii="Times New Roman" w:hAnsi="Times New Roman" w:eastAsia="Times New Roman" w:cs="Times New Roman"/>
+          <w:b w:val="0"/>
+          <w:bCs w:val="0"/>
+          <w:i w:val="0"/>
+          <w:iCs w:val="0"/>
+          <w:caps w:val="0"/>
+          <w:smallCaps w:val="0"/>
+          <w:color w:val="000000"/>
+          <w:sz w:val="28"/>
+          <w:szCs w:val="28"/>
+          <w:lang w:val="uk"/>
+        </w:rPr>
+        <w:t>комп’ютерних наук та інформаційних технологій</w:t>
+      </w:r>
+    </w:p>
+    <w:p>
+      <w:pPr>
+        <w:spacing w:after="0" w:line="240" w:lineRule="auto"/>
+        <w:jc w:val="center"/>
+        <w:rPr>
+          <w:rFonts w:ascii="Times New Roman" w:hAnsi="Times New Roman" w:eastAsia="Times New Roman" w:cs="Times New Roman"/>
+          <w:b w:val="0"/>
+          <w:bCs w:val="0"/>
+          <w:i w:val="0"/>
+          <w:iCs w:val="0"/>
+          <w:caps w:val="0"/>
+          <w:smallCaps w:val="0"/>
+          <w:color w:val="000000"/>
+          <w:sz w:val="28"/>
+          <w:szCs w:val="28"/>
+        </w:rPr>
+      </w:pPr>
+    </w:p>
+    <w:p>
+      <w:pPr>
+        <w:spacing w:after="0" w:line="240" w:lineRule="auto"/>
+        <w:jc w:val="center"/>
+        <w:rPr>
+          <w:rFonts w:ascii="Times New Roman" w:hAnsi="Times New Roman" w:eastAsia="Times New Roman" w:cs="Times New Roman"/>
+          <w:b w:val="0"/>
+          <w:bCs w:val="0"/>
+          <w:i w:val="0"/>
+          <w:iCs w:val="0"/>
+          <w:caps w:val="0"/>
+          <w:smallCaps w:val="0"/>
+          <w:color w:val="000000"/>
+          <w:sz w:val="28"/>
+          <w:szCs w:val="28"/>
+        </w:rPr>
+      </w:pPr>
+    </w:p>
+    <w:p>
+      <w:pPr>
+        <w:spacing w:after="0" w:line="240" w:lineRule="auto"/>
+        <w:jc w:val="center"/>
+        <w:rPr>
+          <w:rFonts w:ascii="Times New Roman" w:hAnsi="Times New Roman" w:eastAsia="Times New Roman" w:cs="Times New Roman"/>
+          <w:b w:val="0"/>
+          <w:bCs w:val="0"/>
+          <w:i w:val="0"/>
+          <w:iCs w:val="0"/>
+          <w:caps w:val="0"/>
+          <w:smallCaps w:val="0"/>
+          <w:color w:val="000000"/>
+          <w:sz w:val="28"/>
+          <w:szCs w:val="28"/>
+        </w:rPr>
+      </w:pPr>
+    </w:p>
+    <w:p>
+      <w:pPr>
+        <w:spacing w:after="0" w:line="240" w:lineRule="auto"/>
+        <w:jc w:val="center"/>
+        <w:rPr>
+          <w:rFonts w:ascii="Times New Roman" w:hAnsi="Times New Roman" w:eastAsia="Times New Roman" w:cs="Times New Roman"/>
+          <w:b w:val="0"/>
+          <w:bCs w:val="0"/>
+          <w:i w:val="0"/>
+          <w:iCs w:val="0"/>
+          <w:caps w:val="0"/>
+          <w:smallCaps w:val="0"/>
+          <w:color w:val="000000"/>
+          <w:sz w:val="28"/>
+          <w:szCs w:val="28"/>
+        </w:rPr>
+      </w:pPr>
+    </w:p>
+    <w:p>
+      <w:pPr>
+        <w:spacing w:after="0" w:line="240" w:lineRule="auto"/>
+        <w:jc w:val="center"/>
+        <w:rPr>
+          <w:rFonts w:ascii="Times New Roman" w:hAnsi="Times New Roman" w:eastAsia="Times New Roman" w:cs="Times New Roman"/>
+          <w:b w:val="0"/>
+          <w:bCs w:val="0"/>
+          <w:i w:val="0"/>
+          <w:iCs w:val="0"/>
+          <w:caps w:val="0"/>
+          <w:smallCaps w:val="0"/>
+          <w:color w:val="000000"/>
+          <w:sz w:val="28"/>
+          <w:szCs w:val="28"/>
+        </w:rPr>
+      </w:pPr>
+    </w:p>
+    <w:p>
+      <w:pPr>
+        <w:spacing w:after="0" w:line="240" w:lineRule="auto"/>
+        <w:jc w:val="center"/>
+        <w:rPr>
+          <w:rFonts w:ascii="Times New Roman" w:hAnsi="Times New Roman" w:eastAsia="Times New Roman" w:cs="Times New Roman"/>
+          <w:b w:val="0"/>
+          <w:bCs w:val="0"/>
+          <w:i w:val="0"/>
+          <w:iCs w:val="0"/>
+          <w:caps w:val="0"/>
+          <w:smallCaps w:val="0"/>
+          <w:color w:val="000000"/>
+          <w:sz w:val="28"/>
+          <w:szCs w:val="28"/>
+        </w:rPr>
+      </w:pPr>
+    </w:p>
+    <w:p>
+      <w:pPr>
+        <w:spacing w:after="0" w:line="240" w:lineRule="auto"/>
+        <w:jc w:val="center"/>
+        <w:rPr>
+          <w:rFonts w:ascii="Times New Roman" w:hAnsi="Times New Roman" w:eastAsia="Times New Roman" w:cs="Times New Roman"/>
+          <w:b w:val="0"/>
+          <w:bCs w:val="0"/>
+          <w:i w:val="0"/>
+          <w:iCs w:val="0"/>
+          <w:caps w:val="0"/>
+          <w:smallCaps w:val="0"/>
+          <w:color w:val="000000"/>
+          <w:sz w:val="28"/>
+          <w:szCs w:val="28"/>
+        </w:rPr>
+      </w:pPr>
+    </w:p>
+    <w:p>
+      <w:pPr>
+        <w:spacing w:after="0" w:line="240" w:lineRule="auto"/>
+        <w:jc w:val="center"/>
+        <w:rPr>
+          <w:rFonts w:ascii="Times New Roman" w:hAnsi="Times New Roman" w:eastAsia="Times New Roman" w:cs="Times New Roman"/>
+          <w:b w:val="0"/>
+          <w:bCs w:val="0"/>
+          <w:i w:val="0"/>
+          <w:iCs w:val="0"/>
+          <w:caps w:val="0"/>
+          <w:smallCaps w:val="0"/>
+          <w:color w:val="000000"/>
+          <w:sz w:val="28"/>
+          <w:szCs w:val="28"/>
+        </w:rPr>
+      </w:pPr>
+    </w:p>
+    <w:p>
+      <w:pPr>
+        <w:spacing w:after="0" w:line="240" w:lineRule="auto"/>
+        <w:jc w:val="center"/>
+        <w:rPr>
+          <w:rFonts w:ascii="Times New Roman" w:hAnsi="Times New Roman" w:eastAsia="Times New Roman" w:cs="Times New Roman"/>
+          <w:b w:val="0"/>
+          <w:bCs w:val="0"/>
+          <w:i w:val="0"/>
+          <w:iCs w:val="0"/>
+          <w:caps w:val="0"/>
+          <w:smallCaps w:val="0"/>
+          <w:color w:val="000000"/>
+          <w:sz w:val="28"/>
+          <w:szCs w:val="28"/>
+        </w:rPr>
+      </w:pPr>
+      <w:r>
+        <w:rPr>
+          <w:rFonts w:ascii="Times New Roman" w:hAnsi="Times New Roman" w:eastAsia="Times New Roman" w:cs="Times New Roman"/>
+          <w:b w:val="1"/>
+          <w:bCs w:val="1"/>
+          <w:i w:val="0"/>
+          <w:iCs w:val="0"/>
+          <w:caps w:val="0"/>
+          <w:smallCaps w:val="0"/>
+          <w:color w:val="000000"/>
+          <w:sz w:val="28"/>
+          <w:szCs w:val="28"/>
+          <w:lang w:val="uk"/>
+        </w:rPr>
+        <w:t>ЗВІТ</w:t>
+      </w:r>
+    </w:p>
+    <w:p>
+      <w:pPr>
+        <w:spacing w:after="0" w:line="240" w:lineRule="auto"/>
+        <w:jc w:val="center"/>
+        <w:rPr>
+          <w:rFonts w:ascii="Times New Roman" w:hAnsi="Times New Roman" w:eastAsia="Times New Roman" w:cs="Times New Roman"/>
+          <w:b w:val="0"/>
+          <w:bCs w:val="0"/>
+          <w:i w:val="0"/>
+          <w:iCs w:val="0"/>
+          <w:caps w:val="0"/>
+          <w:smallCaps w:val="0"/>
+          <w:color w:val="000000"/>
+          <w:sz w:val="28"/>
+          <w:szCs w:val="28"/>
+        </w:rPr>
+      </w:pPr>
+      <w:r>
+        <w:rPr>
+          <w:rFonts w:ascii="Times New Roman" w:hAnsi="Times New Roman" w:eastAsia="Times New Roman" w:cs="Times New Roman"/>
+          <w:b w:val="1"/>
+          <w:bCs w:val="1"/>
+          <w:i w:val="0"/>
+          <w:iCs w:val="0"/>
+          <w:caps w:val="0"/>
+          <w:smallCaps w:val="0"/>
+          <w:color w:val="000000"/>
+          <w:sz w:val="28"/>
+          <w:szCs w:val="28"/>
+          <w:lang w:val="uk"/>
+        </w:rPr>
+        <w:t>про виконання лабораторної роботи № 1</w:t>
+      </w:r>
+    </w:p>
+    <w:p>
+      <w:pPr>
+        <w:spacing w:after="0" w:line="240" w:lineRule="auto"/>
+        <w:jc w:val="center"/>
+        <w:rPr>
+          <w:rFonts w:ascii="Times New Roman" w:hAnsi="Times New Roman" w:eastAsia="Times New Roman" w:cs="Times New Roman"/>
+          <w:b w:val="0"/>
+          <w:bCs w:val="0"/>
+          <w:i w:val="0"/>
+          <w:iCs w:val="0"/>
+          <w:caps w:val="0"/>
+          <w:smallCaps w:val="0"/>
+          <w:color w:val="000000"/>
+          <w:sz w:val="28"/>
+          <w:szCs w:val="28"/>
+        </w:rPr>
+      </w:pPr>
+      <w:r>
+        <w:rPr>
+          <w:rFonts w:ascii="Times New Roman" w:hAnsi="Times New Roman" w:eastAsia="Times New Roman" w:cs="Times New Roman"/>
+          <w:b w:val="1"/>
+          <w:bCs w:val="1"/>
+          <w:i w:val="0"/>
+          <w:iCs w:val="0"/>
+          <w:caps w:val="0"/>
+          <w:smallCaps w:val="0"/>
+          <w:color w:val="000000"/>
+          <w:sz w:val="28"/>
+          <w:szCs w:val="28"/>
+          <w:lang w:val="uk"/>
+        </w:rPr>
+        <w:t>РОЗРОБКА І ВИКОНАННЯ ПРОГРАМ ПРОСТОЇ СТРУКТУРИ</w:t>
+      </w:r>
+    </w:p>
+    <w:p>
+      <w:pPr>
+        <w:spacing w:after="0" w:line="240" w:lineRule="auto"/>
+        <w:jc w:val="center"/>
+        <w:rPr>
+          <w:rFonts w:ascii="Times New Roman" w:hAnsi="Times New Roman" w:eastAsia="Times New Roman" w:cs="Times New Roman"/>
+          <w:b w:val="0"/>
+          <w:bCs w:val="0"/>
+          <w:i w:val="0"/>
+          <w:iCs w:val="0"/>
+          <w:caps w:val="0"/>
+          <w:smallCaps w:val="0"/>
+          <w:color w:val="000000"/>
+          <w:sz w:val="28"/>
+          <w:szCs w:val="28"/>
+        </w:rPr>
+      </w:pPr>
+    </w:p>
+    <w:p>
+      <w:pPr>
+        <w:spacing w:after="0" w:line="240" w:lineRule="auto"/>
+        <w:jc w:val="center"/>
+        <w:rPr>
+          <w:rFonts w:ascii="Times New Roman" w:hAnsi="Times New Roman" w:eastAsia="Times New Roman" w:cs="Times New Roman"/>
+          <w:b w:val="0"/>
+          <w:bCs w:val="0"/>
+          <w:i w:val="0"/>
+          <w:iCs w:val="0"/>
+          <w:caps w:val="0"/>
+          <w:smallCaps w:val="0"/>
+          <w:color w:val="000000"/>
+          <w:sz w:val="28"/>
+          <w:szCs w:val="28"/>
+        </w:rPr>
+      </w:pPr>
+      <w:r>
+        <w:rPr>
+          <w:rFonts w:ascii="Times New Roman" w:hAnsi="Times New Roman" w:eastAsia="Times New Roman" w:cs="Times New Roman"/>
+          <w:b w:val="1"/>
+          <w:bCs w:val="1"/>
+          <w:i w:val="0"/>
+          <w:iCs w:val="0"/>
+          <w:caps w:val="0"/>
+          <w:smallCaps w:val="0"/>
+          <w:color w:val="000000"/>
+          <w:sz w:val="28"/>
+          <w:szCs w:val="28"/>
+          <w:lang w:val="uk"/>
+        </w:rPr>
+        <w:t>з дисципліни «Об’єктно орієнтоване програмування»</w:t>
+      </w:r>
+    </w:p>
+    <w:p>
+      <w:pPr>
+        <w:spacing w:after="0" w:line="240" w:lineRule="auto"/>
+        <w:rPr>
+          <w:rFonts w:ascii="Times New Roman" w:hAnsi="Times New Roman" w:eastAsia="Times New Roman" w:cs="Times New Roman"/>
+          <w:b w:val="0"/>
+          <w:bCs w:val="0"/>
+          <w:i w:val="0"/>
+          <w:iCs w:val="0"/>
+          <w:caps w:val="0"/>
+          <w:smallCaps w:val="0"/>
+          <w:color w:val="000000"/>
+          <w:sz w:val="28"/>
+          <w:szCs w:val="28"/>
+        </w:rPr>
+      </w:pPr>
+    </w:p>
+    <w:p>
+      <w:pPr>
+        <w:spacing w:after="0" w:line="240" w:lineRule="auto"/>
+        <w:rPr>
+          <w:rFonts w:ascii="Times New Roman" w:hAnsi="Times New Roman" w:eastAsia="Times New Roman" w:cs="Times New Roman"/>
+          <w:b w:val="0"/>
+          <w:bCs w:val="0"/>
+          <w:i w:val="0"/>
+          <w:iCs w:val="0"/>
+          <w:caps w:val="0"/>
+          <w:smallCaps w:val="0"/>
+          <w:color w:val="000000"/>
+          <w:sz w:val="28"/>
+          <w:szCs w:val="28"/>
+        </w:rPr>
+      </w:pPr>
+    </w:p>
+    <w:p>
+      <w:pPr>
+        <w:spacing w:after="0" w:line="240" w:lineRule="auto"/>
+        <w:rPr>
+          <w:rFonts w:ascii="Times New Roman" w:hAnsi="Times New Roman" w:eastAsia="Times New Roman" w:cs="Times New Roman"/>
+          <w:b w:val="0"/>
+          <w:bCs w:val="0"/>
+          <w:i w:val="0"/>
+          <w:iCs w:val="0"/>
+          <w:caps w:val="0"/>
+          <w:smallCaps w:val="0"/>
+          <w:color w:val="000000"/>
+          <w:sz w:val="28"/>
+          <w:szCs w:val="28"/>
+        </w:rPr>
+      </w:pPr>
+    </w:p>
+    <w:p>
+      <w:pPr>
+        <w:spacing w:after="0" w:line="240" w:lineRule="auto"/>
+        <w:rPr>
+          <w:rFonts w:ascii="Times New Roman" w:hAnsi="Times New Roman" w:eastAsia="Times New Roman" w:cs="Times New Roman"/>
+          <w:b w:val="0"/>
+          <w:bCs w:val="0"/>
+          <w:i w:val="0"/>
+          <w:iCs w:val="0"/>
+          <w:caps w:val="0"/>
+          <w:smallCaps w:val="0"/>
+          <w:color w:val="000000"/>
+          <w:sz w:val="28"/>
+          <w:szCs w:val="28"/>
+        </w:rPr>
+      </w:pPr>
+    </w:p>
+    <w:p>
+      <w:pPr>
+        <w:spacing w:after="0" w:line="240" w:lineRule="auto"/>
+        <w:rPr>
+          <w:rFonts w:ascii="Times New Roman" w:hAnsi="Times New Roman" w:eastAsia="Times New Roman" w:cs="Times New Roman"/>
+          <w:b w:val="0"/>
+          <w:bCs w:val="0"/>
+          <w:i w:val="0"/>
+          <w:iCs w:val="0"/>
+          <w:caps w:val="0"/>
+          <w:smallCaps w:val="0"/>
+          <w:color w:val="000000"/>
+          <w:sz w:val="28"/>
+          <w:szCs w:val="28"/>
+        </w:rPr>
+      </w:pPr>
+    </w:p>
+    <w:p>
+      <w:pPr>
+        <w:spacing w:after="0" w:line="240" w:lineRule="auto"/>
+        <w:rPr>
+          <w:rFonts w:ascii="Times New Roman" w:hAnsi="Times New Roman" w:eastAsia="Times New Roman" w:cs="Times New Roman"/>
+          <w:b w:val="0"/>
+          <w:bCs w:val="0"/>
+          <w:i w:val="0"/>
+          <w:iCs w:val="0"/>
+          <w:caps w:val="0"/>
+          <w:smallCaps w:val="0"/>
+          <w:color w:val="000000"/>
+          <w:sz w:val="28"/>
+          <w:szCs w:val="28"/>
+        </w:rPr>
+      </w:pPr>
+    </w:p>
+    <w:p>
+      <w:pPr>
+        <w:spacing w:after="0" w:line="240" w:lineRule="auto"/>
+        <w:rPr>
+          <w:rFonts w:ascii="Times New Roman" w:hAnsi="Times New Roman" w:eastAsia="Times New Roman" w:cs="Times New Roman"/>
+          <w:b w:val="0"/>
+          <w:bCs w:val="0"/>
+          <w:i w:val="0"/>
+          <w:iCs w:val="0"/>
+          <w:caps w:val="0"/>
+          <w:smallCaps w:val="0"/>
+          <w:color w:val="000000"/>
+          <w:sz w:val="28"/>
+          <w:szCs w:val="28"/>
+        </w:rPr>
+      </w:pPr>
+    </w:p>
+    <w:p>
+      <w:pPr>
+        <w:spacing w:after="0" w:line="240" w:lineRule="auto"/>
+        <w:ind w:left="4678" w:firstLine="0"/>
+        <w:rPr>
+          <w:rFonts w:ascii="Times New Roman" w:hAnsi="Times New Roman" w:eastAsia="Times New Roman" w:cs="Times New Roman"/>
+          <w:b w:val="0"/>
+          <w:bCs w:val="0"/>
+          <w:i w:val="0"/>
+          <w:iCs w:val="0"/>
+          <w:caps w:val="0"/>
+          <w:smallCaps w:val="0"/>
+          <w:color w:val="000000"/>
+          <w:sz w:val="28"/>
+          <w:szCs w:val="28"/>
+        </w:rPr>
+      </w:pPr>
+      <w:r>
+        <w:rPr>
+          <w:rFonts w:ascii="Times New Roman" w:hAnsi="Times New Roman" w:eastAsia="Times New Roman" w:cs="Times New Roman"/>
+          <w:b w:val="0"/>
+          <w:bCs w:val="0"/>
+          <w:i w:val="0"/>
+          <w:iCs w:val="0"/>
+          <w:caps w:val="0"/>
+          <w:smallCaps w:val="0"/>
+          <w:color w:val="000000"/>
+          <w:sz w:val="28"/>
+          <w:szCs w:val="28"/>
+          <w:lang w:val="uk"/>
+        </w:rPr>
+        <w:t>Здобувача вищої освіти групи КН 3/1 Чмельов Ю.Д.</w:t>
+      </w:r>
+    </w:p>
+    <w:p>
+      <w:pPr>
+        <w:spacing w:after="0" w:line="240" w:lineRule="auto"/>
+        <w:ind w:left="4678" w:firstLine="0"/>
+        <w:rPr>
+          <w:rFonts w:ascii="Times New Roman" w:hAnsi="Times New Roman" w:eastAsia="Times New Roman" w:cs="Times New Roman"/>
+          <w:b w:val="0"/>
+          <w:bCs w:val="0"/>
+          <w:i w:val="0"/>
+          <w:iCs w:val="0"/>
+          <w:caps w:val="0"/>
+          <w:smallCaps w:val="0"/>
+          <w:color w:val="000000"/>
+          <w:sz w:val="28"/>
+          <w:szCs w:val="28"/>
+        </w:rPr>
+      </w:pPr>
+      <w:r>
+        <w:rPr>
+          <w:rFonts w:ascii="Times New Roman" w:hAnsi="Times New Roman" w:eastAsia="Times New Roman" w:cs="Times New Roman"/>
+          <w:b w:val="0"/>
+          <w:bCs w:val="0"/>
+          <w:i w:val="0"/>
+          <w:iCs w:val="0"/>
+          <w:caps w:val="0"/>
+          <w:smallCaps w:val="0"/>
+          <w:color w:val="000000"/>
+          <w:sz w:val="28"/>
+          <w:szCs w:val="28"/>
+          <w:lang w:val="uk"/>
+        </w:rPr>
+        <w:t>Викладач: ст. в. Ємельянов С. І.</w:t>
+      </w:r>
+    </w:p>
+    <w:p>
+      <w:pPr>
+        <w:spacing w:after="0" w:line="240" w:lineRule="auto"/>
+        <w:rPr>
+          <w:rFonts w:ascii="Times New Roman" w:hAnsi="Times New Roman" w:eastAsia="Times New Roman" w:cs="Times New Roman"/>
+          <w:b w:val="0"/>
+          <w:bCs w:val="0"/>
+          <w:i w:val="0"/>
+          <w:iCs w:val="0"/>
+          <w:caps w:val="0"/>
+          <w:smallCaps w:val="0"/>
+          <w:color w:val="000000"/>
+          <w:sz w:val="28"/>
+          <w:szCs w:val="28"/>
+        </w:rPr>
+      </w:pPr>
+    </w:p>
+    <w:p>
+      <w:pPr>
+        <w:spacing w:after="0" w:line="240" w:lineRule="auto"/>
+        <w:rPr>
+          <w:rFonts w:ascii="Times New Roman" w:hAnsi="Times New Roman" w:eastAsia="Times New Roman" w:cs="Times New Roman"/>
+          <w:b w:val="0"/>
+          <w:bCs w:val="0"/>
+          <w:i w:val="0"/>
+          <w:iCs w:val="0"/>
+          <w:caps w:val="0"/>
+          <w:smallCaps w:val="0"/>
+          <w:color w:val="000000"/>
+          <w:sz w:val="28"/>
+          <w:szCs w:val="28"/>
+        </w:rPr>
+      </w:pPr>
+    </w:p>
+    <w:p>
+      <w:pPr>
+        <w:spacing w:after="0" w:line="240" w:lineRule="auto"/>
+        <w:rPr>
+          <w:rFonts w:ascii="Times New Roman" w:hAnsi="Times New Roman" w:eastAsia="Times New Roman" w:cs="Times New Roman"/>
+          <w:b w:val="0"/>
+          <w:bCs w:val="0"/>
+          <w:i w:val="0"/>
+          <w:iCs w:val="0"/>
+          <w:caps w:val="0"/>
+          <w:smallCaps w:val="0"/>
+          <w:color w:val="000000"/>
+          <w:sz w:val="28"/>
+          <w:szCs w:val="28"/>
+        </w:rPr>
+      </w:pPr>
+    </w:p>
+    <w:p>
+      <w:pPr>
+        <w:spacing w:after="0" w:line="240" w:lineRule="auto"/>
+        <w:rPr>
+          <w:rFonts w:ascii="Times New Roman" w:hAnsi="Times New Roman" w:eastAsia="Times New Roman" w:cs="Times New Roman"/>
+          <w:b w:val="0"/>
+          <w:bCs w:val="0"/>
+          <w:i w:val="0"/>
+          <w:iCs w:val="0"/>
+          <w:caps w:val="0"/>
+          <w:smallCaps w:val="0"/>
+          <w:color w:val="000000"/>
+          <w:sz w:val="28"/>
+          <w:szCs w:val="28"/>
+        </w:rPr>
+      </w:pPr>
+    </w:p>
+    <w:p>
+      <w:pPr>
+        <w:spacing w:after="0" w:line="240" w:lineRule="auto"/>
+        <w:rPr>
+          <w:rFonts w:ascii="Times New Roman" w:hAnsi="Times New Roman" w:eastAsia="Times New Roman" w:cs="Times New Roman"/>
+          <w:b w:val="0"/>
+          <w:bCs w:val="0"/>
+          <w:i w:val="0"/>
+          <w:iCs w:val="0"/>
+          <w:caps w:val="0"/>
+          <w:smallCaps w:val="0"/>
+          <w:color w:val="000000"/>
+          <w:sz w:val="28"/>
+          <w:szCs w:val="28"/>
+        </w:rPr>
+      </w:pPr>
+    </w:p>
+    <w:p>
+      <w:pPr>
+        <w:spacing w:after="0" w:line="240" w:lineRule="auto"/>
+        <w:rPr>
+          <w:rFonts w:ascii="Times New Roman" w:hAnsi="Times New Roman" w:eastAsia="Times New Roman" w:cs="Times New Roman"/>
+          <w:b w:val="0"/>
+          <w:bCs w:val="0"/>
+          <w:i w:val="0"/>
+          <w:iCs w:val="0"/>
+          <w:caps w:val="0"/>
+          <w:smallCaps w:val="0"/>
+          <w:color w:val="000000"/>
+          <w:sz w:val="28"/>
+          <w:szCs w:val="28"/>
+        </w:rPr>
+      </w:pPr>
+    </w:p>
+    <w:p>
+      <w:pPr>
+        <w:spacing w:after="0" w:line="240" w:lineRule="auto"/>
+        <w:rPr>
+          <w:rFonts w:ascii="Times New Roman" w:hAnsi="Times New Roman" w:eastAsia="Times New Roman" w:cs="Times New Roman"/>
+          <w:b w:val="0"/>
+          <w:bCs w:val="0"/>
+          <w:i w:val="0"/>
+          <w:iCs w:val="0"/>
+          <w:caps w:val="0"/>
+          <w:smallCaps w:val="0"/>
+          <w:color w:val="000000"/>
+          <w:sz w:val="28"/>
+          <w:szCs w:val="28"/>
+        </w:rPr>
+      </w:pPr>
+    </w:p>
+    <w:p>
+      <w:pPr>
+        <w:spacing w:after="0" w:line="240" w:lineRule="auto"/>
+        <w:rPr>
+          <w:rFonts w:ascii="Times New Roman" w:hAnsi="Times New Roman" w:eastAsia="Times New Roman" w:cs="Times New Roman"/>
+          <w:b w:val="0"/>
+          <w:bCs w:val="0"/>
+          <w:i w:val="0"/>
+          <w:iCs w:val="0"/>
+          <w:caps w:val="0"/>
+          <w:smallCaps w:val="0"/>
+          <w:color w:val="000000"/>
+          <w:sz w:val="28"/>
+          <w:szCs w:val="28"/>
+        </w:rPr>
+      </w:pPr>
+    </w:p>
+    <w:p>
+      <w:pPr>
+        <w:spacing w:after="0" w:line="240" w:lineRule="auto"/>
+        <w:rPr>
+          <w:rFonts w:ascii="Times New Roman" w:hAnsi="Times New Roman" w:eastAsia="Times New Roman" w:cs="Times New Roman"/>
+          <w:b w:val="0"/>
+          <w:bCs w:val="0"/>
+          <w:i w:val="0"/>
+          <w:iCs w:val="0"/>
+          <w:caps w:val="0"/>
+          <w:smallCaps w:val="0"/>
+          <w:color w:val="000000"/>
+          <w:sz w:val="28"/>
+          <w:szCs w:val="28"/>
+        </w:rPr>
+      </w:pPr>
+    </w:p>
+    <w:p>
+      <w:pPr>
+        <w:spacing w:after="0" w:line="240" w:lineRule="auto"/>
+        <w:rPr>
+          <w:rFonts w:ascii="Times New Roman" w:hAnsi="Times New Roman" w:eastAsia="Times New Roman" w:cs="Times New Roman"/>
+          <w:b w:val="0"/>
+          <w:bCs w:val="0"/>
+          <w:i w:val="0"/>
+          <w:iCs w:val="0"/>
+          <w:caps w:val="0"/>
+          <w:smallCaps w:val="0"/>
+          <w:color w:val="000000"/>
+          <w:sz w:val="28"/>
+          <w:szCs w:val="28"/>
+        </w:rPr>
+      </w:pPr>
+    </w:p>
+    <w:p>
+      <w:pPr>
+        <w:spacing w:after="0" w:line="240" w:lineRule="auto"/>
+        <w:rPr>
+          <w:rFonts w:ascii="Times New Roman" w:hAnsi="Times New Roman" w:eastAsia="Times New Roman" w:cs="Times New Roman"/>
+          <w:b w:val="0"/>
+          <w:bCs w:val="0"/>
+          <w:i w:val="0"/>
+          <w:iCs w:val="0"/>
+          <w:caps w:val="0"/>
+          <w:smallCaps w:val="0"/>
+          <w:color w:val="000000"/>
+          <w:sz w:val="28"/>
+          <w:szCs w:val="28"/>
+        </w:rPr>
+      </w:pPr>
+    </w:p>
+    <w:p>
+      <w:pPr>
+        <w:spacing w:after="0" w:line="240" w:lineRule="auto"/>
+        <w:rPr>
+          <w:rFonts w:ascii="Times New Roman" w:hAnsi="Times New Roman" w:eastAsia="Times New Roman" w:cs="Times New Roman"/>
+          <w:b w:val="0"/>
+          <w:bCs w:val="0"/>
+          <w:i w:val="0"/>
+          <w:iCs w:val="0"/>
+          <w:caps w:val="0"/>
+          <w:smallCaps w:val="0"/>
+          <w:color w:val="000000"/>
+          <w:sz w:val="28"/>
+          <w:szCs w:val="28"/>
+        </w:rPr>
+      </w:pPr>
+    </w:p>
+    <w:p>
+      <w:pPr>
+        <w:spacing w:after="0" w:line="240" w:lineRule="auto"/>
+        <w:rPr>
+          <w:rFonts w:ascii="Times New Roman" w:hAnsi="Times New Roman" w:eastAsia="Times New Roman" w:cs="Times New Roman"/>
+          <w:b w:val="0"/>
+          <w:bCs w:val="0"/>
+          <w:i w:val="0"/>
+          <w:iCs w:val="0"/>
+          <w:caps w:val="0"/>
+          <w:smallCaps w:val="0"/>
+          <w:color w:val="000000"/>
+          <w:sz w:val="28"/>
+          <w:szCs w:val="28"/>
+        </w:rPr>
+      </w:pPr>
+    </w:p>
+    <w:p>
+      <w:pPr>
+        <w:spacing w:after="0" w:line="240" w:lineRule="auto"/>
+        <w:rPr>
+          <w:rFonts w:ascii="Times New Roman" w:hAnsi="Times New Roman" w:eastAsia="Times New Roman" w:cs="Times New Roman"/>
+          <w:b w:val="0"/>
+          <w:bCs w:val="0"/>
+          <w:i w:val="0"/>
+          <w:iCs w:val="0"/>
+          <w:caps w:val="0"/>
+          <w:smallCaps w:val="0"/>
+          <w:color w:val="000000"/>
+          <w:sz w:val="28"/>
+          <w:szCs w:val="28"/>
+        </w:rPr>
+      </w:pPr>
+    </w:p>
+    <w:p>
+      <w:pPr>
+        <w:spacing w:after="0" w:line="240" w:lineRule="auto"/>
+        <w:rPr>
+          <w:rFonts w:ascii="Times New Roman" w:hAnsi="Times New Roman" w:eastAsia="Times New Roman" w:cs="Times New Roman"/>
+          <w:b w:val="0"/>
+          <w:bCs w:val="0"/>
+          <w:i w:val="0"/>
+          <w:iCs w:val="0"/>
+          <w:caps w:val="0"/>
+          <w:smallCaps w:val="0"/>
+          <w:color w:val="000000"/>
+          <w:sz w:val="28"/>
+          <w:szCs w:val="28"/>
+        </w:rPr>
+      </w:pPr>
+    </w:p>
+    <w:p>
+      <w:pPr>
+        <w:pStyle w:val="Normal"/>
+        <w:spacing w:after="0" w:line="240" w:lineRule="auto"/>
+        <w:jc w:val="center"/>
+        <w:rPr>
+          <w:rFonts w:ascii="Times New Roman" w:hAnsi="Times New Roman" w:eastAsia="Times New Roman" w:cs="Times New Roman"/>
+          <w:b w:val="0"/>
+          <w:bCs w:val="0"/>
+          <w:i w:val="0"/>
+          <w:iCs w:val="0"/>
+          <w:caps w:val="0"/>
+          <w:smallCaps w:val="0"/>
+          <w:color w:val="000000"/>
+          <w:sz w:val="28"/>
+          <w:szCs w:val="28"/>
+        </w:rPr>
+      </w:pPr>
+      <w:r>
+        <w:rPr>
+          <w:rFonts w:ascii="Times New Roman" w:hAnsi="Times New Roman" w:eastAsia="Times New Roman" w:cs="Times New Roman"/>
+          <w:b w:val="0"/>
+          <w:bCs w:val="0"/>
+          <w:i w:val="0"/>
+          <w:iCs w:val="0"/>
+          <w:caps w:val="0"/>
+          <w:smallCaps w:val="0"/>
+          <w:color w:val="000000"/>
+          <w:sz w:val="28"/>
+          <w:szCs w:val="28"/>
+          <w:lang w:val="uk"/>
+        </w:rPr>
+        <w:t>Миколаїв – 2025</w:t>
+      </w:r>
+    </w:p>
+    <w:p>
       <w:pPr>
         <w:spacing w:after="60"/>
         <w:jc w:val="center"/>
@@ -14,7 +959,11 @@
           <w:szCs w:val="36"/>
         </w:rPr>
       </w:pPr>
-      <w:r>
+    </w:p>
+    <w:p xmlns:wp14="http://schemas.microsoft.com/office/word/2010/wordml" wp14:textId="36D53938">
+      <w:pPr>
+        <w:spacing w:after="60"/>
+        <w:jc w:val="center"/>
         <w:rPr>
           <w:rFonts w:ascii="Times New Roman" w:hAnsi="Times New Roman" w:eastAsia="Times New Roman" w:cs="Times New Roman"/>
           <w:b w:val="1"/>
@@ -22,6 +971,15 @@
           <w:sz w:val="36"/>
           <w:szCs w:val="36"/>
         </w:rPr>
+      </w:pPr>
+      <w:r>
+        <w:rPr>
+          <w:rFonts w:ascii="Times New Roman" w:hAnsi="Times New Roman" w:eastAsia="Times New Roman" w:cs="Times New Roman"/>
+          <w:b w:val="1"/>
+          <w:bCs w:val="1"/>
+          <w:sz w:val="36"/>
+          <w:szCs w:val="36"/>
+        </w:rPr>
         <w:t>ЗВІТ</w:t>
       </w:r>
       <w:r>
@@ -79,6 +1037,37 @@
         </w:rPr>
         <w:t>Завдання: «Менеджер Бібліотеки Книг»</w:t>
       </w:r>
+    </w:p>
+    <w:p>
+      <w:pPr>
+        <w:pStyle w:val="Heading1"/>
+        <w:spacing w:before="240" w:after="120"/>
+      </w:pPr>
+      <w:r>
+        <w:rPr>
+          <w:rFonts w:ascii="Times New Roman" w:hAnsi="Times New Roman" w:eastAsia="Times New Roman" w:cs="Times New Roman"/>
+          <w:b w:val="1"/>
+          <w:bCs w:val="1"/>
+          <w:sz w:val="32"/>
+          <w:szCs w:val="32"/>
+          <w:lang w:val="en-US"/>
+        </w:rPr>
+        <w:t xml:space="preserve">GitHub: </w:t>
+      </w:r>
+      <w:hyperlink r:id="R2fa585ce055d4e6f">
+        <w:r>
+          <w:rPr>
+            <w:rStyle w:val="Hyperlink"/>
+            <w:rFonts w:ascii="Times New Roman" w:hAnsi="Times New Roman" w:eastAsia="Times New Roman" w:cs="Times New Roman"/>
+            <w:b w:val="1"/>
+            <w:bCs w:val="1"/>
+            <w:sz w:val="32"/>
+            <w:szCs w:val="32"/>
+            <w:lang w:val="en-US"/>
+          </w:rPr>
+          <w:t>https://github.com/laminnnn-on/prykladne-pr2</w:t>
+        </w:r>
+      </w:hyperlink>
     </w:p>
     <w:p xmlns:wp14="http://schemas.microsoft.com/office/word/2010/wordml" wp14:textId="77777777">
       <w:pPr>
